--- a/APLOS/POPResources/Templates/PurchaseOrder20203.docx
+++ b/APLOS/POPResources/Templates/PurchaseOrder20203.docx
@@ -86,7 +86,7 @@
                 <v:stroke joinstyle="miter"/>
                 <v:path gradientshapeok="t" o:connecttype="rect"/>
               </v:shapetype>
-              <v:shape id="Text Box 2" o:spid="_x0000_s1026" type="#_x0000_t202" style="position:absolute;left:0;text-align:left;margin-left:16.5pt;margin-top:-5.25pt;width:227.25pt;height:20.05pt;z-index:251662336;visibility:visible;mso-wrap-style:square;mso-width-percent:0;mso-height-percent:0;mso-wrap-distance-left:9pt;mso-wrap-distance-top:3.6pt;mso-wrap-distance-right:9pt;mso-wrap-distance-bottom:3.6pt;mso-position-horizontal:absolute;mso-position-horizontal-relative:text;mso-position-vertical:absolute;mso-position-vertical-relative:text;mso-width-percent:0;mso-height-percent:0;mso-width-relative:margin;mso-height-relative:margin;v-text-anchor:top" o:gfxdata="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" filled="f" stroked="f">
+              <v:shape id="Text Box 2" o:spid="_x0000_s1026" type="#_x0000_t202" style="position:absolute;left:0;text-align:left;margin-left:16.5pt;margin-top:-5.25pt;width:227.25pt;height:20.05pt;z-index:251662336;visibility:visible;mso-wrap-style:square;mso-width-percent:0;mso-height-percent:0;mso-wrap-distance-left:9pt;mso-wrap-distance-top:3.6pt;mso-wrap-distance-right:9pt;mso-wrap-distance-bottom:3.6pt;mso-position-horizontal:absolute;mso-position-horizontal-relative:text;mso-position-vertical:absolute;mso-position-vertical-relative:text;mso-width-percent:0;mso-height-percent:0;mso-width-relative:margin;mso-height-relative:margin;v-text-anchor:top" o:gfxdata="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" filled="f" stroked="f">
                 <v:textbox>
                   <w:txbxContent>
                     <w:p/>
@@ -233,7 +233,7 @@
           </mc:Choice>
           <mc:Fallback>
             <w:pict>
-              <v:shape w14:anchorId="1C8DDD18" id="_x0000_s1027" type="#_x0000_t202" style="position:absolute;left:0;text-align:left;margin-left:-267pt;margin-top:1.8pt;width:271.5pt;height:20.05pt;z-index:251682816;visibility:visible;mso-wrap-style:square;mso-wrap-distance-left:9pt;mso-wrap-distance-top:0;mso-wrap-distance-right:9pt;mso-wrap-distance-bottom:0;mso-position-horizontal:absolute;mso-position-horizontal-relative:text;mso-position-vertical:absolute;mso-position-vertical-relative:text;v-text-anchor:top" o:gfxdata="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" filled="f" stroked="f">
+              <v:shape w14:anchorId="1C8DDD18" id="_x0000_s1027" type="#_x0000_t202" style="position:absolute;left:0;text-align:left;margin-left:-267pt;margin-top:1.8pt;width:271.5pt;height:20.05pt;z-index:251682816;visibility:visible;mso-wrap-style:square;mso-wrap-distance-left:9pt;mso-wrap-distance-top:0;mso-wrap-distance-right:9pt;mso-wrap-distance-bottom:0;mso-position-horizontal:absolute;mso-position-horizontal-relative:text;mso-position-vertical:absolute;mso-position-vertical-relative:text;v-text-anchor:top" o:gfxdata="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" filled="f" stroked="f">
                 <v:textbox>
                   <w:txbxContent>
                     <w:p>
@@ -386,7 +386,6 @@
               </w:rPr>
               <w:t>{</w:t>
             </w:r>
-            <w:proofErr w:type="spellStart"/>
             <w:r>
               <w:rPr>
                 <w:rFonts w:ascii="Tahoma" w:eastAsia="Times New Roman" w:hAnsi="Tahoma" w:cs="Tahoma"/>
@@ -396,7 +395,6 @@
               </w:rPr>
               <w:t>PONumber</w:t>
             </w:r>
-            <w:proofErr w:type="spellEnd"/>
             <w:r>
               <w:rPr>
                 <w:rFonts w:ascii="Tahoma" w:eastAsia="Times New Roman" w:hAnsi="Tahoma" w:cs="Tahoma"/>
@@ -426,9 +424,29 @@
                 <w:sz w:val="16"/>
                 <w:szCs w:val="16"/>
               </w:rPr>
-              <w:t>Contract No: {}                        Purchase LC No: {</w:t>
-            </w:r>
-            <w:proofErr w:type="spellStart"/>
+              <w:t xml:space="preserve">Contract No: {}                       </w:t>
+            </w:r>
+          </w:p>
+          <w:p>
+            <w:pPr>
+              <w:rPr>
+                <w:rFonts w:ascii="Tahoma" w:eastAsia="Arial" w:hAnsi="Tahoma" w:cs="Tahoma"/>
+                <w:b/>
+                <w:bCs/>
+                <w:sz w:val="16"/>
+                <w:szCs w:val="16"/>
+              </w:rPr>
+            </w:pPr>
+            <w:r>
+              <w:rPr>
+                <w:rFonts w:ascii="Tahoma" w:eastAsia="Arial" w:hAnsi="Tahoma" w:cs="Tahoma"/>
+                <w:b/>
+                <w:bCs/>
+                <w:sz w:val="16"/>
+                <w:szCs w:val="16"/>
+              </w:rPr>
+              <w:t>Purchase LC No: {</w:t>
+            </w:r>
             <w:r>
               <w:rPr>
                 <w:rFonts w:ascii="Tahoma" w:hAnsi="Tahoma" w:cs="Tahoma"/>
@@ -439,7 +457,6 @@
               </w:rPr>
               <w:t>PurchaseLCId</w:t>
             </w:r>
-            <w:proofErr w:type="spellEnd"/>
             <w:r>
               <w:rPr>
                 <w:rFonts w:ascii="Tahoma" w:eastAsia="Arial" w:hAnsi="Tahoma" w:cs="Tahoma"/>
@@ -490,27 +507,7 @@
                 <w:sz w:val="16"/>
                 <w:szCs w:val="16"/>
               </w:rPr>
-              <w:t>{</w:t>
-            </w:r>
-            <w:proofErr w:type="spellStart"/>
-            <w:r>
-              <w:rPr>
-                <w:rFonts w:ascii="Tahoma" w:eastAsia="Times New Roman" w:hAnsi="Tahoma" w:cs="Tahoma"/>
-                <w:color w:val="000000"/>
-                <w:sz w:val="16"/>
-                <w:szCs w:val="16"/>
-              </w:rPr>
-              <w:t>PODate</w:t>
-            </w:r>
-            <w:proofErr w:type="spellEnd"/>
-            <w:r>
-              <w:rPr>
-                <w:rFonts w:ascii="Tahoma" w:eastAsia="Times New Roman" w:hAnsi="Tahoma" w:cs="Tahoma"/>
-                <w:color w:val="000000"/>
-                <w:sz w:val="16"/>
-                <w:szCs w:val="16"/>
-              </w:rPr>
-              <w:t xml:space="preserve">} </w:t>
+              <w:t xml:space="preserve">{PODate} </w:t>
             </w:r>
           </w:p>
         </w:tc>
@@ -551,20 +548,8 @@
                 <w:szCs w:val="19"/>
                 <w:highlight w:val="white"/>
               </w:rPr>
-              <w:t xml:space="preserve"> </w:t>
-            </w:r>
-            <w:proofErr w:type="spellStart"/>
-            <w:r>
-              <w:rPr>
-                <w:rFonts w:ascii="Consolas" w:hAnsi="Consolas" w:cs="Consolas"/>
-                <w:color w:val="000000"/>
-                <w:sz w:val="19"/>
-                <w:szCs w:val="19"/>
-                <w:highlight w:val="white"/>
-              </w:rPr>
-              <w:t>PurOrCheckedStatus</w:t>
-            </w:r>
-            <w:proofErr w:type="spellEnd"/>
+              <w:t xml:space="preserve"> PurOrCheckedStatus</w:t>
+            </w:r>
             <w:r>
               <w:rPr>
                 <w:rFonts w:ascii="Tahoma" w:hAnsi="Tahoma" w:cs="Tahoma"/>
@@ -590,7 +575,6 @@
               </w:rPr>
               <w:t>{</w:t>
             </w:r>
-            <w:proofErr w:type="spellStart"/>
             <w:r>
               <w:rPr>
                 <w:rFonts w:ascii="Tahoma" w:hAnsi="Tahoma" w:cs="Tahoma"/>
@@ -601,7 +585,6 @@
               </w:rPr>
               <w:t>PurOrApprovedStatus</w:t>
             </w:r>
-            <w:proofErr w:type="spellEnd"/>
             <w:r>
               <w:rPr>
                 <w:rFonts w:ascii="Tahoma" w:hAnsi="Tahoma" w:cs="Tahoma"/>
@@ -619,23 +602,13 @@
               </w:rPr>
               <w:t>Creditable  Status :{</w:t>
             </w:r>
-            <w:proofErr w:type="spellStart"/>
             <w:r>
               <w:rPr>
                 <w:rFonts w:ascii="Tahoma" w:hAnsi="Tahoma" w:cs="Tahoma"/>
                 <w:sz w:val="16"/>
                 <w:szCs w:val="16"/>
               </w:rPr>
-              <w:t>CredtibleStatus</w:t>
-            </w:r>
-            <w:proofErr w:type="spellEnd"/>
-            <w:r>
-              <w:rPr>
-                <w:rFonts w:ascii="Tahoma" w:hAnsi="Tahoma" w:cs="Tahoma"/>
-                <w:sz w:val="16"/>
-                <w:szCs w:val="16"/>
-              </w:rPr>
-              <w:t>}</w:t>
+              <w:t>CredtibleStatus}</w:t>
             </w:r>
           </w:p>
         </w:tc>
@@ -725,27 +698,7 @@
                 <w:sz w:val="16"/>
                 <w:szCs w:val="16"/>
               </w:rPr>
-              <w:t>{</w:t>
-            </w:r>
-            <w:proofErr w:type="spellStart"/>
-            <w:r>
-              <w:rPr>
-                <w:rFonts w:ascii="Tahoma" w:eastAsia="Times New Roman" w:hAnsi="Tahoma" w:cs="Tahoma"/>
-                <w:color w:val="000000"/>
-                <w:sz w:val="16"/>
-                <w:szCs w:val="16"/>
-              </w:rPr>
-              <w:t>VendorAddress</w:t>
-            </w:r>
-            <w:proofErr w:type="spellEnd"/>
-            <w:r>
-              <w:rPr>
-                <w:rFonts w:ascii="Tahoma" w:eastAsia="Times New Roman" w:hAnsi="Tahoma" w:cs="Tahoma"/>
-                <w:color w:val="000000"/>
-                <w:sz w:val="16"/>
-                <w:szCs w:val="16"/>
-              </w:rPr>
-              <w:t>}</w:t>
+              <w:t>{VendorAddress}</w:t>
             </w:r>
           </w:p>
           <w:p>
@@ -840,27 +793,7 @@
                 <w:sz w:val="16"/>
                 <w:szCs w:val="16"/>
               </w:rPr>
-              <w:t>{</w:t>
-            </w:r>
-            <w:proofErr w:type="spellStart"/>
-            <w:r>
-              <w:rPr>
-                <w:rFonts w:ascii="Tahoma" w:eastAsia="Times New Roman" w:hAnsi="Tahoma" w:cs="Tahoma"/>
-                <w:color w:val="000000"/>
-                <w:sz w:val="16"/>
-                <w:szCs w:val="16"/>
-              </w:rPr>
-              <w:t>InvoicingPartyAddress</w:t>
-            </w:r>
-            <w:proofErr w:type="spellEnd"/>
-            <w:r>
-              <w:rPr>
-                <w:rFonts w:ascii="Tahoma" w:eastAsia="Times New Roman" w:hAnsi="Tahoma" w:cs="Tahoma"/>
-                <w:color w:val="000000"/>
-                <w:sz w:val="16"/>
-                <w:szCs w:val="16"/>
-              </w:rPr>
-              <w:t>}</w:t>
+              <w:t>{InvoicingPartyAddress}</w:t>
             </w:r>
           </w:p>
           <w:p>
@@ -902,7 +835,6 @@
               </w:rPr>
               <w:t>Your Ref No.:{</w:t>
             </w:r>
-            <w:proofErr w:type="spellStart"/>
             <w:r>
               <w:rPr>
                 <w:rFonts w:ascii="Tahoma" w:eastAsia="Arial" w:hAnsi="Tahoma" w:cs="Tahoma"/>
@@ -912,7 +844,6 @@
               </w:rPr>
               <w:t>DocRefNo</w:t>
             </w:r>
-            <w:proofErr w:type="spellEnd"/>
             <w:r>
               <w:rPr>
                 <w:rFonts w:ascii="Tahoma" w:eastAsia="Arial" w:hAnsi="Tahoma" w:cs="Tahoma"/>
@@ -953,7 +884,6 @@
               </w:rPr>
               <w:t>Your Ref Date:{</w:t>
             </w:r>
-            <w:proofErr w:type="spellStart"/>
             <w:r>
               <w:rPr>
                 <w:rFonts w:ascii="Tahoma" w:eastAsia="Arial" w:hAnsi="Tahoma" w:cs="Tahoma"/>
@@ -963,7 +893,6 @@
               </w:rPr>
               <w:t>DocDate</w:t>
             </w:r>
-            <w:proofErr w:type="spellEnd"/>
             <w:r>
               <w:rPr>
                 <w:rFonts w:ascii="Tahoma" w:eastAsia="Arial" w:hAnsi="Tahoma" w:cs="Tahoma"/>
@@ -1109,29 +1038,7 @@
                 <w:sz w:val="16"/>
                 <w:szCs w:val="16"/>
               </w:rPr>
-              <w:t>{</w:t>
-            </w:r>
-            <w:proofErr w:type="spellStart"/>
-            <w:r>
-              <w:rPr>
-                <w:rFonts w:ascii="Tahoma" w:eastAsia="Arial" w:hAnsi="Tahoma" w:cs="Tahoma"/>
-                <w:b/>
-                <w:bCs/>
-                <w:sz w:val="16"/>
-                <w:szCs w:val="16"/>
-              </w:rPr>
-              <w:t>materialItems</w:t>
-            </w:r>
-            <w:proofErr w:type="spellEnd"/>
-            <w:r>
-              <w:rPr>
-                <w:rFonts w:ascii="Tahoma" w:eastAsia="Arial" w:hAnsi="Tahoma" w:cs="Tahoma"/>
-                <w:b/>
-                <w:bCs/>
-                <w:sz w:val="16"/>
-                <w:szCs w:val="16"/>
-              </w:rPr>
-              <w:t>}</w:t>
+              <w:t>{materialItems}</w:t>
             </w:r>
           </w:p>
         </w:tc>
@@ -1181,29 +1088,7 @@
                 <w:sz w:val="16"/>
                 <w:szCs w:val="16"/>
               </w:rPr>
-              <w:t>{</w:t>
-            </w:r>
-            <w:proofErr w:type="spellStart"/>
-            <w:r>
-              <w:rPr>
-                <w:rFonts w:ascii="Tahoma" w:eastAsia="Arial" w:hAnsi="Tahoma" w:cs="Tahoma"/>
-                <w:b/>
-                <w:bCs/>
-                <w:sz w:val="16"/>
-                <w:szCs w:val="16"/>
-              </w:rPr>
-              <w:t>ServiceDetails</w:t>
-            </w:r>
-            <w:proofErr w:type="spellEnd"/>
-            <w:r>
-              <w:rPr>
-                <w:rFonts w:ascii="Tahoma" w:eastAsia="Arial" w:hAnsi="Tahoma" w:cs="Tahoma"/>
-                <w:b/>
-                <w:bCs/>
-                <w:sz w:val="16"/>
-                <w:szCs w:val="16"/>
-              </w:rPr>
-              <w:t>}</w:t>
+              <w:t>{ServiceDetails}</w:t>
             </w:r>
           </w:p>
           <w:p>
@@ -1224,29 +1109,7 @@
                 <w:sz w:val="16"/>
                 <w:szCs w:val="16"/>
               </w:rPr>
-              <w:t>{</w:t>
-            </w:r>
-            <w:proofErr w:type="spellStart"/>
-            <w:r>
-              <w:rPr>
-                <w:rFonts w:ascii="Tahoma" w:eastAsia="Arial" w:hAnsi="Tahoma" w:cs="Tahoma"/>
-                <w:b/>
-                <w:bCs/>
-                <w:sz w:val="16"/>
-                <w:szCs w:val="16"/>
-              </w:rPr>
-              <w:t>ServiceItems</w:t>
-            </w:r>
-            <w:proofErr w:type="spellEnd"/>
-            <w:r>
-              <w:rPr>
-                <w:rFonts w:ascii="Tahoma" w:eastAsia="Arial" w:hAnsi="Tahoma" w:cs="Tahoma"/>
-                <w:b/>
-                <w:bCs/>
-                <w:sz w:val="16"/>
-                <w:szCs w:val="16"/>
-              </w:rPr>
-              <w:t>}</w:t>
+              <w:t>{ServiceItems}</w:t>
             </w:r>
           </w:p>
           <w:p>
@@ -1278,29 +1141,7 @@
                 <w:sz w:val="16"/>
                 <w:szCs w:val="16"/>
               </w:rPr>
-              <w:t>Total : {</w:t>
-            </w:r>
-            <w:proofErr w:type="spellStart"/>
-            <w:r>
-              <w:rPr>
-                <w:rFonts w:ascii="Tahoma" w:eastAsia="Arial" w:hAnsi="Tahoma" w:cs="Tahoma"/>
-                <w:b/>
-                <w:bCs/>
-                <w:sz w:val="16"/>
-                <w:szCs w:val="16"/>
-              </w:rPr>
-              <w:t>GrandTotal</w:t>
-            </w:r>
-            <w:proofErr w:type="spellEnd"/>
-            <w:r>
-              <w:rPr>
-                <w:rFonts w:ascii="Tahoma" w:eastAsia="Arial" w:hAnsi="Tahoma" w:cs="Tahoma"/>
-                <w:b/>
-                <w:bCs/>
-                <w:sz w:val="16"/>
-                <w:szCs w:val="16"/>
-              </w:rPr>
-              <w:t>}</w:t>
+              <w:t>Total : {GrandTotal}</w:t>
             </w:r>
           </w:p>
           <w:p>
@@ -1362,7 +1203,6 @@
               </w:rPr>
               <w:t>Delivery Instructions(IF ANY): {</w:t>
             </w:r>
-            <w:proofErr w:type="spellStart"/>
             <w:r>
               <w:rPr>
                 <w:rFonts w:ascii="Tahoma" w:hAnsi="Tahoma" w:cs="Tahoma"/>
@@ -1373,7 +1213,6 @@
               </w:rPr>
               <w:t>DeliveryInstruction</w:t>
             </w:r>
-            <w:proofErr w:type="spellEnd"/>
             <w:r>
               <w:rPr>
                 <w:rFonts w:ascii="Tahoma" w:eastAsia="Arial" w:hAnsi="Tahoma" w:cs="Tahoma"/>
@@ -1429,7 +1268,6 @@
               </w:rPr>
               <w:t>Special Instructions(IF ANY):{</w:t>
             </w:r>
-            <w:proofErr w:type="spellStart"/>
             <w:r>
               <w:rPr>
                 <w:rFonts w:ascii="Tahoma" w:hAnsi="Tahoma" w:cs="Tahoma"/>
@@ -1440,7 +1278,6 @@
               </w:rPr>
               <w:t>SpecialInstruction</w:t>
             </w:r>
-            <w:proofErr w:type="spellEnd"/>
             <w:r>
               <w:rPr>
                 <w:rFonts w:ascii="Tahoma" w:eastAsia="Arial" w:hAnsi="Tahoma" w:cs="Tahoma"/>
@@ -1481,29 +1318,7 @@
                 <w:sz w:val="16"/>
                 <w:szCs w:val="16"/>
               </w:rPr>
-              <w:t>{</w:t>
-            </w:r>
-            <w:proofErr w:type="spellStart"/>
-            <w:r>
-              <w:rPr>
-                <w:rFonts w:ascii="Tahoma" w:eastAsia="Arial" w:hAnsi="Tahoma" w:cs="Tahoma"/>
-                <w:b/>
-                <w:bCs/>
-                <w:sz w:val="16"/>
-                <w:szCs w:val="16"/>
-              </w:rPr>
-              <w:t>TermsAndCondition</w:t>
-            </w:r>
-            <w:proofErr w:type="spellEnd"/>
-            <w:r>
-              <w:rPr>
-                <w:rFonts w:ascii="Tahoma" w:eastAsia="Arial" w:hAnsi="Tahoma" w:cs="Tahoma"/>
-                <w:b/>
-                <w:bCs/>
-                <w:sz w:val="16"/>
-                <w:szCs w:val="16"/>
-              </w:rPr>
-              <w:t xml:space="preserve">}       </w:t>
+              <w:t xml:space="preserve">{TermsAndCondition}       </w:t>
             </w:r>
           </w:p>
           <w:p>
@@ -1537,44 +1352,55 @@
           </w:tcPr>
           <w:p>
             <w:pPr>
-              <w:spacing w:line="34" w:lineRule="exact"/>
+              <w:spacing w:line="283" w:lineRule="auto"/>
+              <w:ind w:right="1700"/>
               <w:rPr>
                 <w:rFonts w:ascii="Tahoma" w:hAnsi="Tahoma" w:cs="Tahoma"/>
                 <w:sz w:val="16"/>
                 <w:szCs w:val="16"/>
               </w:rPr>
             </w:pPr>
+            <w:r>
+              <w:rPr>
+                <w:rFonts w:ascii="Tahoma" w:eastAsia="Arial" w:hAnsi="Tahoma" w:cs="Tahoma"/>
+                <w:b/>
+                <w:bCs/>
+                <w:sz w:val="16"/>
+                <w:szCs w:val="16"/>
+                <w:u w:val="single"/>
+              </w:rPr>
+              <w:t xml:space="preserve">KINDLY SIGN THIS PURCHASE ORDER AND MAIL  US BACK ON </w:t>
+            </w:r>
+            <w:r>
+              <w:rPr>
+                <w:rFonts w:ascii="Tahoma" w:eastAsia="Arial" w:hAnsi="Tahoma" w:cs="Tahoma"/>
+                <w:b/>
+                <w:bCs/>
+                <w:sz w:val="16"/>
+                <w:szCs w:val="16"/>
+                <w:u w:val="single"/>
+              </w:rPr>
+              <w:t>+880-2-9298027</w:t>
+            </w:r>
+            <w:r>
+              <w:rPr>
+                <w:rFonts w:ascii="Tahoma" w:eastAsia="Arial" w:hAnsi="Tahoma" w:cs="Tahoma"/>
+                <w:b/>
+                <w:bCs/>
+                <w:sz w:val="16"/>
+                <w:szCs w:val="16"/>
+                <w:u w:val="single"/>
+              </w:rPr>
+              <w:t>.</w:t>
+            </w:r>
           </w:p>
           <w:p>
             <w:pPr>
+              <w:tabs>
+                <w:tab w:val="left" w:pos="555"/>
+              </w:tabs>
               <w:spacing w:line="283" w:lineRule="auto"/>
               <w:ind w:right="1700"/>
-              <w:rPr>
-                <w:rFonts w:ascii="Tahoma" w:eastAsia="Arial" w:hAnsi="Tahoma" w:cs="Tahoma"/>
-                <w:b/>
-                <w:bCs/>
-                <w:sz w:val="16"/>
-                <w:szCs w:val="16"/>
-                <w:u w:val="single"/>
-              </w:rPr>
-            </w:pPr>
-            <w:r>
-              <w:rPr>
-                <w:rFonts w:ascii="Tahoma" w:eastAsia="Arial" w:hAnsi="Tahoma" w:cs="Tahoma"/>
-                <w:b/>
-                <w:bCs/>
-                <w:sz w:val="16"/>
-                <w:szCs w:val="16"/>
-                <w:u w:val="single"/>
-              </w:rPr>
-              <w:t>KINDLY SIGN THIS PURCHASE ORDER AND MAIL  US BACK ON +91-11-45020030/+91-11-25227023.</w:t>
-            </w:r>
-          </w:p>
-          <w:p>
-            <w:pPr>
-              <w:spacing w:line="283" w:lineRule="auto"/>
-              <w:ind w:right="1700"/>
-              <w:jc w:val="center"/>
               <w:rPr>
                 <w:rFonts w:ascii="Tahoma" w:hAnsi="Tahoma" w:cs="Tahoma"/>
                 <w:sz w:val="16"/>
@@ -1697,14 +1523,9 @@
                 <w:p>
                   <w:pPr>
                     <w:framePr w:hSpace="180" w:wrap="around" w:vAnchor="page" w:hAnchor="margin" w:xAlign="center" w:y="2476"/>
-                    <w:spacing w:line="278" w:lineRule="auto"/>
-                    <w:ind w:right="40"/>
-                    <w:jc w:val="center"/>
-                    <w:rPr>
-                      <w:rFonts w:ascii="Tahoma" w:eastAsia="Arial" w:hAnsi="Tahoma" w:cs="Tahoma"/>
-                      <w:b/>
-                      <w:sz w:val="16"/>
-                      <w:szCs w:val="16"/>
+                    <w:rPr>
+                      <w:sz w:val="20"/>
+                      <w:szCs w:val="20"/>
                     </w:rPr>
                   </w:pPr>
                   <w:r>
@@ -1715,6 +1536,16 @@
                       <w:sz w:val="16"/>
                       <w:szCs w:val="16"/>
                     </w:rPr>
+                    <w:t xml:space="preserve">                                             </w:t>
+                  </w:r>
+                  <w:r>
+                    <w:rPr>
+                      <w:rFonts w:ascii="Tahoma" w:eastAsia="Arial" w:hAnsi="Tahoma" w:cs="Tahoma"/>
+                      <w:b/>
+                      <w:bCs/>
+                      <w:sz w:val="16"/>
+                      <w:szCs w:val="16"/>
+                    </w:rPr>
                     <w:t xml:space="preserve">For </w:t>
                   </w:r>
                   <w:r>
@@ -1724,21 +1555,24 @@
                       <w:sz w:val="16"/>
                       <w:szCs w:val="16"/>
                     </w:rPr>
-                    <w:t xml:space="preserve"> Sadma Fashion Wear Ltd</w:t>
+                    <w:t xml:space="preserve"> </w:t>
                   </w:r>
-                </w:p>
-                <w:p>
-                  <w:pPr>
-                    <w:framePr w:hSpace="180" w:wrap="around" w:vAnchor="page" w:hAnchor="margin" w:xAlign="center" w:y="2476"/>
-                    <w:jc w:val="center"/>
+                  <w:r>
                     <w:rPr>
                       <w:rFonts w:ascii="Tahoma" w:eastAsia="Arial" w:hAnsi="Tahoma" w:cs="Tahoma"/>
                       <w:b/>
-                      <w:bCs/>
-                      <w:sz w:val="16"/>
-                      <w:szCs w:val="16"/>
-                    </w:rPr>
-                  </w:pPr>
+                      <w:sz w:val="16"/>
+                      <w:szCs w:val="16"/>
+                    </w:rPr>
+                    <w:t>Mahadi International Ltd.</w:t>
+                  </w:r>
+                  <w:r>
+                    <w:rPr>
+                      <w:sz w:val="20"/>
+                      <w:szCs w:val="20"/>
+                    </w:rPr>
+                    <w:t xml:space="preserve"> </w:t>
+                  </w:r>
                 </w:p>
                 <w:p>
                   <w:pPr>
@@ -2033,7 +1867,7 @@
                       </mc:Choice>
                       <mc:Fallback>
                         <w:pict>
-                          <v:line w14:anchorId="7B124906" id="Straight Connector 3" o:spid="_x0000_s1026" style="position:absolute;flip:x;z-index:251684864;visibility:visible;mso-wrap-style:square;mso-width-percent:0;mso-height-percent:0;mso-wrap-distance-left:9pt;mso-wrap-distance-top:0;mso-wrap-distance-right:9pt;mso-wrap-distance-bottom:0;mso-position-horizontal:absolute;mso-position-horizontal-relative:text;mso-position-vertical:absolute;mso-position-vertical-relative:text;mso-width-percent:0;mso-height-percent:0;mso-width-relative:margin;mso-height-relative:margin" from="30.2pt,8.35pt" to="139.75pt,8.35pt" o:gfxdata="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" strokecolor="windowText" strokeweight=".5pt">
+                          <v:line w14:anchorId="1CF1AF8D" id="Straight Connector 3" o:spid="_x0000_s1026" style="position:absolute;flip:x;z-index:251684864;visibility:visible;mso-wrap-style:square;mso-width-percent:0;mso-height-percent:0;mso-wrap-distance-left:9pt;mso-wrap-distance-top:0;mso-wrap-distance-right:9pt;mso-wrap-distance-bottom:0;mso-position-horizontal:absolute;mso-position-horizontal-relative:text;mso-position-vertical:absolute;mso-position-vertical-relative:text;mso-width-percent:0;mso-height-percent:0;mso-width-relative:margin;mso-height-relative:margin" from="30.2pt,8.35pt" to="139.75pt,8.35pt" o:gfxdata="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" strokecolor="windowText" strokeweight=".5pt">
                             <v:stroke joinstyle="miter"/>
                           </v:line>
                         </w:pict>
@@ -2049,7 +1883,6 @@
                     </w:rPr>
                     <w:t>{</w:t>
                   </w:r>
-                  <w:proofErr w:type="spellStart"/>
                   <w:r>
                     <w:rPr>
                       <w:rFonts w:ascii="Tahoma" w:eastAsia="Calibri" w:hAnsi="Tahoma" w:cs="Tahoma"/>
@@ -2060,7 +1893,6 @@
                     </w:rPr>
                     <w:t>AddedBy</w:t>
                   </w:r>
-                  <w:proofErr w:type="spellEnd"/>
                   <w:r>
                     <w:rPr>
                       <w:rFonts w:ascii="Tahoma" w:eastAsia="Arial" w:hAnsi="Tahoma" w:cs="Tahoma"/>
@@ -2145,7 +1977,7 @@
                       </mc:Choice>
                       <mc:Fallback>
                         <w:pict>
-                          <v:line w14:anchorId="7BE7B9A3" id="Straight Connector 2" o:spid="_x0000_s1026" style="position:absolute;z-index:251685888;visibility:visible;mso-wrap-style:square;mso-width-percent:0;mso-wrap-distance-left:9pt;mso-wrap-distance-top:0;mso-wrap-distance-right:9pt;mso-wrap-distance-bottom:0;mso-position-horizontal:absolute;mso-position-horizontal-relative:text;mso-position-vertical:absolute;mso-position-vertical-relative:text;mso-width-percent:0;mso-width-relative:margin" from="23.5pt,8.35pt" to="143.7pt,8.35pt" o:gfxdata="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" strokecolor="windowText" strokeweight=".5pt">
+                          <v:line w14:anchorId="3A2C16D4" id="Straight Connector 2" o:spid="_x0000_s1026" style="position:absolute;z-index:251685888;visibility:visible;mso-wrap-style:square;mso-width-percent:0;mso-wrap-distance-left:9pt;mso-wrap-distance-top:0;mso-wrap-distance-right:9pt;mso-wrap-distance-bottom:0;mso-position-horizontal:absolute;mso-position-horizontal-relative:text;mso-position-vertical:absolute;mso-position-vertical-relative:text;mso-width-percent:0;mso-width-relative:margin" from="23.5pt,8.35pt" to="143.7pt,8.35pt" o:gfxdata="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" strokecolor="windowText" strokeweight=".5pt">
                             <v:stroke joinstyle="miter"/>
                           </v:line>
                         </w:pict>
@@ -2161,7 +1993,6 @@
                     </w:rPr>
                     <w:t xml:space="preserve">       {</w:t>
                   </w:r>
-                  <w:proofErr w:type="spellStart"/>
                   <w:r>
                     <w:rPr>
                       <w:rFonts w:ascii="Tahoma" w:eastAsia="Calibri" w:hAnsi="Tahoma" w:cs="Tahoma"/>
@@ -2172,7 +2003,6 @@
                     </w:rPr>
                     <w:t>CheckedBy</w:t>
                   </w:r>
-                  <w:proofErr w:type="spellEnd"/>
                   <w:r>
                     <w:rPr>
                       <w:rFonts w:ascii="Tahoma" w:eastAsia="Arial" w:hAnsi="Tahoma" w:cs="Tahoma"/>
@@ -2254,7 +2084,7 @@
                       </mc:Choice>
                       <mc:Fallback>
                         <w:pict>
-                          <v:line w14:anchorId="5DB1B93F" id="Straight Connector 5" o:spid="_x0000_s1026" style="position:absolute;z-index:251686912;visibility:visible;mso-wrap-style:square;mso-wrap-distance-left:9pt;mso-wrap-distance-top:0;mso-wrap-distance-right:9pt;mso-wrap-distance-bottom:0;mso-position-horizontal:absolute;mso-position-horizontal-relative:text;mso-position-vertical:absolute;mso-position-vertical-relative:text" from="31.2pt,8.35pt" to="143.25pt,8.35pt" o:gfxdata="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" strokecolor="windowText" strokeweight=".5pt">
+                          <v:line w14:anchorId="09F53036" id="Straight Connector 5" o:spid="_x0000_s1026" style="position:absolute;z-index:251686912;visibility:visible;mso-wrap-style:square;mso-wrap-distance-left:9pt;mso-wrap-distance-top:0;mso-wrap-distance-right:9pt;mso-wrap-distance-bottom:0;mso-position-horizontal:absolute;mso-position-horizontal-relative:text;mso-position-vertical:absolute;mso-position-vertical-relative:text" from="31.2pt,8.35pt" to="143.25pt,8.35pt" o:gfxdata="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" strokecolor="windowText" strokeweight=".5pt">
                             <v:stroke joinstyle="miter"/>
                           </v:line>
                         </w:pict>
@@ -2270,7 +2100,6 @@
                     </w:rPr>
                     <w:t xml:space="preserve">             {</w:t>
                   </w:r>
-                  <w:proofErr w:type="spellStart"/>
                   <w:r>
                     <w:rPr>
                       <w:rFonts w:ascii="Tahoma" w:eastAsia="Calibri" w:hAnsi="Tahoma" w:cs="Tahoma"/>
@@ -2281,7 +2110,6 @@
                     </w:rPr>
                     <w:t>AuthorizedBy</w:t>
                   </w:r>
-                  <w:proofErr w:type="spellEnd"/>
                   <w:r>
                     <w:rPr>
                       <w:rFonts w:ascii="Tahoma" w:eastAsia="Arial" w:hAnsi="Tahoma" w:cs="Tahoma"/>
@@ -2414,7 +2242,6 @@
           <w:sz w:val="20"/>
           <w:szCs w:val="20"/>
         </w:rPr>
-        <w:lastRenderedPageBreak/>
         <w:tab/>
       </w:r>
       <w:r>
@@ -2512,59 +2339,29 @@
         <w:szCs w:val="16"/>
       </w:rPr>
     </w:pPr>
-    <w:proofErr w:type="spellStart"/>
     <w:r>
       <w:rPr>
         <w:rFonts w:ascii="Tahoma" w:hAnsi="Tahoma" w:cs="Tahoma"/>
         <w:sz w:val="16"/>
         <w:szCs w:val="16"/>
       </w:rPr>
-      <w:t>Sadma</w:t>
+      <w:t>Mahadi International Ltd.</w:t>
     </w:r>
-    <w:proofErr w:type="spellEnd"/>
     <w:r>
       <w:rPr>
         <w:rFonts w:ascii="Tahoma" w:hAnsi="Tahoma" w:cs="Tahoma"/>
         <w:sz w:val="16"/>
         <w:szCs w:val="16"/>
       </w:rPr>
-      <w:t xml:space="preserve"> Fashion Wear Ltd </w:t>
+      <w:t xml:space="preserve"> </w:t>
     </w:r>
-    <w:proofErr w:type="spellStart"/>
     <w:r>
       <w:rPr>
         <w:rFonts w:ascii="Tahoma" w:hAnsi="Tahoma" w:cs="Tahoma"/>
         <w:sz w:val="16"/>
         <w:szCs w:val="16"/>
       </w:rPr>
-      <w:t>Mouchak</w:t>
-    </w:r>
-    <w:proofErr w:type="spellEnd"/>
-    <w:r>
-      <w:rPr>
-        <w:rFonts w:ascii="Tahoma" w:hAnsi="Tahoma" w:cs="Tahoma"/>
-        <w:sz w:val="16"/>
-        <w:szCs w:val="16"/>
-      </w:rPr>
-      <w:t xml:space="preserve"> (1751), </w:t>
-    </w:r>
-    <w:proofErr w:type="spellStart"/>
-    <w:r>
-      <w:rPr>
-        <w:rFonts w:ascii="Tahoma" w:hAnsi="Tahoma" w:cs="Tahoma"/>
-        <w:sz w:val="16"/>
-        <w:szCs w:val="16"/>
-      </w:rPr>
-      <w:t>Kaliakair</w:t>
-    </w:r>
-    <w:proofErr w:type="spellEnd"/>
-    <w:r>
-      <w:rPr>
-        <w:rFonts w:ascii="Tahoma" w:hAnsi="Tahoma" w:cs="Tahoma"/>
-        <w:sz w:val="16"/>
-        <w:szCs w:val="16"/>
-      </w:rPr>
-      <w:t>.  Gazipur, Dhaka, Bangladesh.</w:t>
+      <w:t>Mouchak (1751), Kaliakair.  Gazipur, Dhaka, Bangladesh.</w:t>
     </w:r>
   </w:p>
 </w:ftr>
@@ -2616,7 +2413,7 @@
       <mc:AlternateContent>
         <mc:Choice Requires="wps">
           <w:drawing>
-            <wp:anchor distT="45720" distB="45720" distL="114300" distR="114300" simplePos="0" relativeHeight="251661312" behindDoc="1" locked="0" layoutInCell="1" allowOverlap="1" wp14:anchorId="0BE73DD0" wp14:editId="72F0E852">
+            <wp:anchor distT="45720" distB="45720" distL="114300" distR="114300" simplePos="0" relativeHeight="251657216" behindDoc="1" locked="0" layoutInCell="1" allowOverlap="1" wp14:anchorId="0BE73DD0" wp14:editId="72F0E852">
               <wp:simplePos x="0" y="0"/>
               <wp:positionH relativeFrom="page">
                 <wp:posOffset>10325100</wp:posOffset>
@@ -2665,41 +2462,13 @@
                               <w:szCs w:val="16"/>
                             </w:rPr>
                           </w:pPr>
-                          <w:proofErr w:type="spellStart"/>
                           <w:r>
                             <w:rPr>
                               <w:rFonts w:ascii="Tahoma" w:eastAsia="Arial" w:hAnsi="Tahoma" w:cs="Tahoma"/>
                               <w:sz w:val="16"/>
                               <w:szCs w:val="16"/>
                             </w:rPr>
-                            <w:t>Mouchak</w:t>
-                          </w:r>
-                          <w:proofErr w:type="spellEnd"/>
-                          <w:r>
-                            <w:rPr>
-                              <w:rFonts w:ascii="Tahoma" w:eastAsia="Arial" w:hAnsi="Tahoma" w:cs="Tahoma"/>
-                              <w:sz w:val="16"/>
-                              <w:szCs w:val="16"/>
-                            </w:rPr>
-                            <w:t xml:space="preserve"> (1751), </w:t>
-                          </w:r>
-                          <w:proofErr w:type="spellStart"/>
-                          <w:r>
-                            <w:rPr>
-                              <w:rFonts w:ascii="Tahoma" w:eastAsia="Arial" w:hAnsi="Tahoma" w:cs="Tahoma"/>
-                              <w:sz w:val="16"/>
-                              <w:szCs w:val="16"/>
-                            </w:rPr>
-                            <w:t>Kaliakair</w:t>
-                          </w:r>
-                          <w:proofErr w:type="spellEnd"/>
-                          <w:r>
-                            <w:rPr>
-                              <w:rFonts w:ascii="Tahoma" w:eastAsia="Arial" w:hAnsi="Tahoma" w:cs="Tahoma"/>
-                              <w:sz w:val="16"/>
-                              <w:szCs w:val="16"/>
-                            </w:rPr>
-                            <w:t>.</w:t>
+                            <w:t>Mouchak (1751), Kaliakair.</w:t>
                           </w:r>
                         </w:p>
                         <w:p>
@@ -2767,7 +2536,7 @@
               <v:stroke joinstyle="miter"/>
               <v:path gradientshapeok="t" o:connecttype="rect"/>
             </v:shapetype>
-            <v:shape id="_x0000_s1028" type="#_x0000_t202" style="position:absolute;left:0;text-align:left;margin-left:813pt;margin-top:.05pt;width:129.75pt;height:33pt;z-index:-251655168;visibility:visible;mso-wrap-style:square;mso-width-percent:0;mso-height-percent:0;mso-wrap-distance-left:9pt;mso-wrap-distance-top:3.6pt;mso-wrap-distance-right:9pt;mso-wrap-distance-bottom:3.6pt;mso-position-horizontal:absolute;mso-position-horizontal-relative:page;mso-position-vertical:absolute;mso-position-vertical-relative:text;mso-width-percent:0;mso-height-percent:0;mso-width-relative:margin;mso-height-relative:margin;v-text-anchor:top" o:gfxdata="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" filled="f" stroked="f">
+            <v:shape id="_x0000_s1028" type="#_x0000_t202" style="position:absolute;left:0;text-align:left;margin-left:813pt;margin-top:.05pt;width:129.75pt;height:33pt;z-index:-251659264;visibility:visible;mso-wrap-style:square;mso-width-percent:0;mso-height-percent:0;mso-wrap-distance-left:9pt;mso-wrap-distance-top:3.6pt;mso-wrap-distance-right:9pt;mso-wrap-distance-bottom:3.6pt;mso-position-horizontal:absolute;mso-position-horizontal-relative:page;mso-position-vertical:absolute;mso-position-vertical-relative:text;mso-width-percent:0;mso-height-percent:0;mso-width-relative:margin;mso-height-relative:margin;v-text-anchor:top" o:gfxdata="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" filled="f" stroked="f">
               <v:textbox>
                 <w:txbxContent>
                   <w:p>
@@ -2780,41 +2549,13 @@
                         <w:szCs w:val="16"/>
                       </w:rPr>
                     </w:pPr>
-                    <w:proofErr w:type="spellStart"/>
                     <w:r>
                       <w:rPr>
                         <w:rFonts w:ascii="Tahoma" w:eastAsia="Arial" w:hAnsi="Tahoma" w:cs="Tahoma"/>
                         <w:sz w:val="16"/>
                         <w:szCs w:val="16"/>
                       </w:rPr>
-                      <w:t>Mouchak</w:t>
-                    </w:r>
-                    <w:proofErr w:type="spellEnd"/>
-                    <w:r>
-                      <w:rPr>
-                        <w:rFonts w:ascii="Tahoma" w:eastAsia="Arial" w:hAnsi="Tahoma" w:cs="Tahoma"/>
-                        <w:sz w:val="16"/>
-                        <w:szCs w:val="16"/>
-                      </w:rPr>
-                      <w:t xml:space="preserve"> (1751), </w:t>
-                    </w:r>
-                    <w:proofErr w:type="spellStart"/>
-                    <w:r>
-                      <w:rPr>
-                        <w:rFonts w:ascii="Tahoma" w:eastAsia="Arial" w:hAnsi="Tahoma" w:cs="Tahoma"/>
-                        <w:sz w:val="16"/>
-                        <w:szCs w:val="16"/>
-                      </w:rPr>
-                      <w:t>Kaliakair</w:t>
-                    </w:r>
-                    <w:proofErr w:type="spellEnd"/>
-                    <w:r>
-                      <w:rPr>
-                        <w:rFonts w:ascii="Tahoma" w:eastAsia="Arial" w:hAnsi="Tahoma" w:cs="Tahoma"/>
-                        <w:sz w:val="16"/>
-                        <w:szCs w:val="16"/>
-                      </w:rPr>
-                      <w:t>.</w:t>
+                      <w:t>Mouchak (1751), Kaliakair.</w:t>
                     </w:r>
                   </w:p>
                   <w:p>
@@ -2869,18 +2610,13 @@
     </w:r>
     <w:r>
       <w:rPr>
-        <w:rFonts w:ascii="Arial" w:eastAsia="Arial" w:hAnsi="Arial" w:cs="Arial"/>
-        <w:b/>
-        <w:bCs/>
         <w:noProof/>
-        <w:sz w:val="23"/>
-        <w:szCs w:val="23"/>
       </w:rPr>
       <w:drawing>
-        <wp:inline distT="0" distB="0" distL="0" distR="0" wp14:anchorId="2FC7A593" wp14:editId="16048477">
-          <wp:extent cx="2057400" cy="590550"/>
-          <wp:effectExtent l="0" t="0" r="0" b="0"/>
-          <wp:docPr id="1" name="Picture 1"/>
+        <wp:inline distT="0" distB="0" distL="0" distR="0" wp14:anchorId="4D0C3D40" wp14:editId="7DE41E21">
+          <wp:extent cx="568325" cy="390525"/>
+          <wp:effectExtent l="0" t="0" r="3175" b="9525"/>
+          <wp:docPr id="10" name="Picture 10" descr="Logo, company name&#10;&#10;Description automatically generated"/>
           <wp:cNvGraphicFramePr>
             <a:graphicFrameLocks xmlns:a="http://schemas.openxmlformats.org/drawingml/2006/main" noChangeAspect="1"/>
           </wp:cNvGraphicFramePr>
@@ -2888,7 +2624,7 @@
             <a:graphicData uri="http://schemas.openxmlformats.org/drawingml/2006/picture">
               <pic:pic xmlns:pic="http://schemas.openxmlformats.org/drawingml/2006/picture">
                 <pic:nvPicPr>
-                  <pic:cNvPr id="0" name="download.png"/>
+                  <pic:cNvPr id="10" name="Picture 10" descr="Logo, company name&#10;&#10;Description automatically generated"/>
                   <pic:cNvPicPr/>
                 </pic:nvPicPr>
                 <pic:blipFill>
@@ -2906,7 +2642,7 @@
                 <pic:spPr>
                   <a:xfrm>
                     <a:off x="0" y="0"/>
-                    <a:ext cx="2057400" cy="590550"/>
+                    <a:ext cx="579678" cy="398326"/>
                   </a:xfrm>
                   <a:prstGeom prst="rect">
                     <a:avLst/>
@@ -2941,7 +2677,7 @@
       <mc:AlternateContent>
         <mc:Choice Requires="wps">
           <w:drawing>
-            <wp:anchor distT="0" distB="0" distL="114300" distR="114300" simplePos="0" relativeHeight="251663360" behindDoc="0" locked="0" layoutInCell="1" allowOverlap="1" wp14:anchorId="62B79AEC" wp14:editId="429645D7">
+            <wp:anchor distT="0" distB="0" distL="114300" distR="114300" simplePos="0" relativeHeight="251659264" behindDoc="0" locked="0" layoutInCell="1" allowOverlap="1" wp14:anchorId="62B79AEC" wp14:editId="429645D7">
               <wp:simplePos x="0" y="0"/>
               <wp:positionH relativeFrom="column">
                 <wp:posOffset>-209550</wp:posOffset>
@@ -2982,17 +2718,11 @@
                       <w:txbxContent>
                         <w:p>
                           <w:pPr>
-                            <w:spacing w:line="278" w:lineRule="auto"/>
-                            <w:ind w:right="40"/>
-                            <w:jc w:val="both"/>
                             <w:rPr>
-                              <w:rFonts w:ascii="Tahoma" w:eastAsia="Arial" w:hAnsi="Tahoma" w:cs="Tahoma"/>
-                              <w:b/>
-                              <w:sz w:val="16"/>
-                              <w:szCs w:val="16"/>
+                              <w:sz w:val="20"/>
+                              <w:szCs w:val="20"/>
                             </w:rPr>
                           </w:pPr>
-                          <w:proofErr w:type="spellStart"/>
                           <w:r>
                             <w:rPr>
                               <w:rFonts w:ascii="Tahoma" w:eastAsia="Arial" w:hAnsi="Tahoma" w:cs="Tahoma"/>
@@ -3000,65 +2730,7 @@
                               <w:sz w:val="16"/>
                               <w:szCs w:val="16"/>
                             </w:rPr>
-                            <w:t>Sadma</w:t>
-                          </w:r>
-                          <w:proofErr w:type="spellEnd"/>
-                          <w:r>
-                            <w:rPr>
-                              <w:rFonts w:ascii="Tahoma" w:eastAsia="Arial" w:hAnsi="Tahoma" w:cs="Tahoma"/>
-                              <w:b/>
-                              <w:sz w:val="16"/>
-                              <w:szCs w:val="16"/>
-                            </w:rPr>
-                            <w:t xml:space="preserve"> </w:t>
-                          </w:r>
-                          <w:r>
-                            <w:rPr>
-                              <w:rFonts w:ascii="Tahoma" w:hAnsi="Tahoma" w:cs="Tahoma"/>
-                              <w:b/>
-                              <w:bCs/>
-                              <w:sz w:val="16"/>
-                              <w:szCs w:val="16"/>
-                            </w:rPr>
-                            <w:t>(</w:t>
-                          </w:r>
-                          <w:proofErr w:type="spellStart"/>
-                          <w:r>
-                            <w:rPr>
-                              <w:rFonts w:ascii="Tahoma" w:eastAsia="Arial" w:hAnsi="Tahoma" w:cs="Tahoma"/>
-                              <w:b/>
-                              <w:sz w:val="16"/>
-                              <w:szCs w:val="16"/>
-                            </w:rPr>
-                            <w:t>Sadma</w:t>
-                          </w:r>
-                          <w:proofErr w:type="spellEnd"/>
-                          <w:r>
-                            <w:rPr>
-                              <w:rFonts w:ascii="Tahoma" w:eastAsia="Arial" w:hAnsi="Tahoma" w:cs="Tahoma"/>
-                              <w:b/>
-                              <w:sz w:val="16"/>
-                              <w:szCs w:val="16"/>
-                            </w:rPr>
-                            <w:t xml:space="preserve"> Fashion Wear Ltd)</w:t>
-                          </w:r>
-                        </w:p>
-                        <w:p>
-                          <w:pPr>
-                            <w:rPr>
-                              <w:sz w:val="20"/>
-                              <w:szCs w:val="20"/>
-                            </w:rPr>
-                          </w:pPr>
-                          <w:r>
-                            <w:rPr>
-                              <w:rFonts w:ascii="Arial,Bold" w:hAnsi="Arial,Bold" w:cs="Arial,Bold"/>
-                              <w:b/>
-                              <w:bCs/>
-                              <w:sz w:val="20"/>
-                              <w:szCs w:val="20"/>
-                            </w:rPr>
-                            <w:t>)</w:t>
+                            <w:t>Mahadi International Ltd.</w:t>
                           </w:r>
                         </w:p>
                       </w:txbxContent>
@@ -3074,72 +2746,9 @@
         </mc:Choice>
         <mc:Fallback>
           <w:pict>
-            <v:shape w14:anchorId="62B79AEC" id="_x0000_s1029" type="#_x0000_t202" style="position:absolute;margin-left:-16.5pt;margin-top:.8pt;width:181pt;height:18.75pt;z-index:251663360;visibility:visible;mso-wrap-style:square;mso-wrap-distance-left:9pt;mso-wrap-distance-top:0;mso-wrap-distance-right:9pt;mso-wrap-distance-bottom:0;mso-position-horizontal:absolute;mso-position-horizontal-relative:text;mso-position-vertical:absolute;mso-position-vertical-relative:text;v-text-anchor:top" o:gfxdata="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" filled="f" stroked="f">
+            <v:shape w14:anchorId="62B79AEC" id="_x0000_s1029" type="#_x0000_t202" style="position:absolute;margin-left:-16.5pt;margin-top:.8pt;width:181pt;height:18.75pt;z-index:251659264;visibility:visible;mso-wrap-style:square;mso-wrap-distance-left:9pt;mso-wrap-distance-top:0;mso-wrap-distance-right:9pt;mso-wrap-distance-bottom:0;mso-position-horizontal:absolute;mso-position-horizontal-relative:text;mso-position-vertical:absolute;mso-position-vertical-relative:text;v-text-anchor:top" o:gfxdata="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" filled="f" stroked="f">
               <v:textbox>
                 <w:txbxContent>
-                  <w:p>
-                    <w:pPr>
-                      <w:spacing w:line="278" w:lineRule="auto"/>
-                      <w:ind w:right="40"/>
-                      <w:jc w:val="both"/>
-                      <w:rPr>
-                        <w:rFonts w:ascii="Tahoma" w:eastAsia="Arial" w:hAnsi="Tahoma" w:cs="Tahoma"/>
-                        <w:b/>
-                        <w:sz w:val="16"/>
-                        <w:szCs w:val="16"/>
-                      </w:rPr>
-                    </w:pPr>
-                    <w:proofErr w:type="spellStart"/>
-                    <w:r>
-                      <w:rPr>
-                        <w:rFonts w:ascii="Tahoma" w:eastAsia="Arial" w:hAnsi="Tahoma" w:cs="Tahoma"/>
-                        <w:b/>
-                        <w:sz w:val="16"/>
-                        <w:szCs w:val="16"/>
-                      </w:rPr>
-                      <w:t>Sadma</w:t>
-                    </w:r>
-                    <w:proofErr w:type="spellEnd"/>
-                    <w:r>
-                      <w:rPr>
-                        <w:rFonts w:ascii="Tahoma" w:eastAsia="Arial" w:hAnsi="Tahoma" w:cs="Tahoma"/>
-                        <w:b/>
-                        <w:sz w:val="16"/>
-                        <w:szCs w:val="16"/>
-                      </w:rPr>
-                      <w:t xml:space="preserve"> </w:t>
-                    </w:r>
-                    <w:r>
-                      <w:rPr>
-                        <w:rFonts w:ascii="Tahoma" w:hAnsi="Tahoma" w:cs="Tahoma"/>
-                        <w:b/>
-                        <w:bCs/>
-                        <w:sz w:val="16"/>
-                        <w:szCs w:val="16"/>
-                      </w:rPr>
-                      <w:t>(</w:t>
-                    </w:r>
-                    <w:proofErr w:type="spellStart"/>
-                    <w:r>
-                      <w:rPr>
-                        <w:rFonts w:ascii="Tahoma" w:eastAsia="Arial" w:hAnsi="Tahoma" w:cs="Tahoma"/>
-                        <w:b/>
-                        <w:sz w:val="16"/>
-                        <w:szCs w:val="16"/>
-                      </w:rPr>
-                      <w:t>Sadma</w:t>
-                    </w:r>
-                    <w:proofErr w:type="spellEnd"/>
-                    <w:r>
-                      <w:rPr>
-                        <w:rFonts w:ascii="Tahoma" w:eastAsia="Arial" w:hAnsi="Tahoma" w:cs="Tahoma"/>
-                        <w:b/>
-                        <w:sz w:val="16"/>
-                        <w:szCs w:val="16"/>
-                      </w:rPr>
-                      <w:t xml:space="preserve"> Fashion Wear Ltd)</w:t>
-                    </w:r>
-                  </w:p>
                   <w:p>
                     <w:pPr>
                       <w:rPr>
@@ -3149,13 +2758,12 @@
                     </w:pPr>
                     <w:r>
                       <w:rPr>
-                        <w:rFonts w:ascii="Arial,Bold" w:hAnsi="Arial,Bold" w:cs="Arial,Bold"/>
+                        <w:rFonts w:ascii="Tahoma" w:eastAsia="Arial" w:hAnsi="Tahoma" w:cs="Tahoma"/>
                         <w:b/>
-                        <w:bCs/>
-                        <w:sz w:val="20"/>
-                        <w:szCs w:val="20"/>
+                        <w:sz w:val="16"/>
+                        <w:szCs w:val="16"/>
                       </w:rPr>
-                      <w:t>)</w:t>
+                      <w:t>Mahadi International Ltd.</w:t>
                     </w:r>
                   </w:p>
                 </w:txbxContent>
@@ -3624,7 +3232,7 @@
     <w:lsdException w:name="Table Web 2" w:semiHidden="1" w:unhideWhenUsed="1"/>
     <w:lsdException w:name="Table Web 3" w:semiHidden="1" w:unhideWhenUsed="1"/>
     <w:lsdException w:name="Balloon Text" w:semiHidden="1" w:unhideWhenUsed="1"/>
-    <w:lsdException w:name="Table Grid" w:semiHidden="1" w:uiPriority="39" w:unhideWhenUsed="1"/>
+    <w:lsdException w:name="Table Grid" w:uiPriority="39"/>
     <w:lsdException w:name="Table Theme" w:semiHidden="1" w:unhideWhenUsed="1"/>
     <w:lsdException w:name="Placeholder Text" w:semiHidden="1"/>
     <w:lsdException w:name="No Spacing" w:uiPriority="1" w:qFormat="1"/>
